--- a/outputs/buch6/buch6-MANUSKRIPT.docx
+++ b/outputs/buch6/buch6-MANUSKRIPT.docx
@@ -18775,7 +18775,7 @@
         <w:jc w:val="both"/>
       </w:pPr>
       <w:r>
-        <w:t>Zu diesem Buch gibt es auch ein Journal: „Ich bin so müde. — Das Journal“, mit Reflexionsfragen und Schreibraum zu jedem Kapitel. Erhältlich ebenfalls bei Amazon.</w:t>
+        <w:t>Zu diesem Buch gibt es auch ein Journal: „Ich bin so müde, das Journal“, mit Reflexionsfragen und Schreibraum zu jedem Kapitel. Erhältlich ebenfalls bei Amazon.</w:t>
       </w:r>
     </w:p>
     <w:p>
@@ -19886,7 +19886,7 @@
         <w:rPr>
           <w:sz w:val="18"/>
         </w:rPr>
-        <w:t>Facebook-Gruppe: Safe to Thrive — Dein Leben. Deine Regeln, https://www.facebook.com/share/g/17ca96zXDd/</w:t>
+        <w:t>Facebook-Gruppe: Safe to Thrive, Dein Leben. Deine Regeln, https://www.facebook.com/share/g/17ca96zXDd/</w:t>
       </w:r>
     </w:p>
     <w:p>

--- a/outputs/buch6/buch6-MANUSKRIPT.docx
+++ b/outputs/buch6/buch6-MANUSKRIPT.docx
@@ -4400,14 +4400,6 @@
         <w:jc w:val="both"/>
       </w:pPr>
       <w:r>
-        <w:t>Das ist kein Versagen.</w:t>
-      </w:r>
-    </w:p>
-    <w:p>
-      <w:pPr>
-        <w:jc w:val="both"/>
-      </w:pPr>
-      <w:r>
         <w:t>Du hast getan, was du gelernt hast.</w:t>
       </w:r>
     </w:p>
@@ -7472,15 +7464,6 @@
         <w:jc w:val="both"/>
       </w:pPr>
       <w:r>
-        <w:lastRenderedPageBreak/>
-        <w:t>Das ist kein Versagen.</w:t>
-      </w:r>
-    </w:p>
-    <w:p>
-      <w:pPr>
-        <w:jc w:val="both"/>
-      </w:pPr>
-      <w:r>
         <w:t>Es ist ein Signal.</w:t>
       </w:r>
     </w:p>
@@ -8994,57 +8977,41 @@
         <w:jc w:val="both"/>
       </w:pPr>
       <w:r>
-        <w:t>Es ist eine Grenze.</w:t>
-      </w:r>
-    </w:p>
-    <w:p>
-      <w:pPr>
-        <w:spacing w:after="71"/>
-      </w:pPr>
-    </w:p>
-    <w:p>
-      <w:pPr>
-        <w:jc w:val="both"/>
-      </w:pPr>
-      <w:r>
-        <w:t>Und Grenzen bedeuten nicht Menschen zurückzustossen.</w:t>
-      </w:r>
-    </w:p>
-    <w:p>
-      <w:pPr>
-        <w:jc w:val="both"/>
-      </w:pPr>
-      <w:r>
-        <w:t>Sie bedeuten ehrlich zu sein.</w:t>
-      </w:r>
-    </w:p>
-    <w:p>
-      <w:pPr>
-        <w:jc w:val="both"/>
-      </w:pPr>
-      <w:r>
-        <w:t>Mit dir. Mit anderen.</w:t>
-      </w:r>
-    </w:p>
-    <w:p>
-      <w:pPr>
-        <w:spacing w:after="71"/>
-      </w:pPr>
-    </w:p>
-    <w:p>
-      <w:pPr>
-        <w:jc w:val="both"/>
-      </w:pPr>
-      <w:r>
-        <w:t>Beziehungen ohne Grenzen sind keine Beziehungen.</w:t>
-      </w:r>
-    </w:p>
-    <w:p>
-      <w:pPr>
-        <w:jc w:val="both"/>
-      </w:pPr>
-      <w:r>
-        <w:t>Sie sind Selbstaufopferung.</w:t>
+        <w:t>Es ist nur ungewohnt.</w:t>
+      </w:r>
+    </w:p>
+    <w:p>
+      <w:pPr>
+        <w:spacing w:after="71"/>
+      </w:pPr>
+    </w:p>
+    <w:p>
+      <w:pPr>
+        <w:jc w:val="both"/>
+      </w:pPr>
+      <w:r>
+        <w:t>Und ungewohnt fühlt sich lange wie falsch an, obwohl es das nicht ist.</w:t>
+      </w:r>
+    </w:p>
+    <w:p>
+      <w:pPr>
+        <w:spacing w:after="71"/>
+      </w:pPr>
+    </w:p>
+    <w:p>
+      <w:pPr>
+        <w:jc w:val="both"/>
+      </w:pPr>
+      <w:r>
+        <w:t>Das Muster, das du als Kind gelernt hast, kennt diesen Unterschied nicht.</w:t>
+      </w:r>
+    </w:p>
+    <w:p>
+      <w:pPr>
+        <w:jc w:val="both"/>
+      </w:pPr>
+      <w:r>
+        <w:t>Es schlägt bei jedem Nein genauso Alarm wie bei echter Gefahr.</w:t>
       </w:r>
     </w:p>
     <w:p>
@@ -9057,63 +9024,19 @@
         <w:jc w:val="both"/>
       </w:pPr>
       <w:r>
-        <w:t>Ein Nein, das gut ist, klingt so:</w:t>
-      </w:r>
-    </w:p>
-    <w:p>
-      <w:pPr>
-        <w:jc w:val="both"/>
-      </w:pPr>
-      <w:r>
-        <w:t xml:space="preserve">„Das geht für mich gerade </w:t>
+        <w:t>Woher es kommt, weisst du jetzt.</w:t>
+      </w:r>
+    </w:p>
+    <w:p>
+      <w:pPr>
+        <w:jc w:val="both"/>
+      </w:pPr>
+      <w:r>
+        <w:t>Was du damit machst, kommt noch.</w:t>
       </w:r>
       <w:proofErr w:type="gramStart"/>
-      <w:r>
-        <w:t>nicht.“</w:t>
-      </w:r>
+      <w:r/>
       <w:proofErr w:type="gramEnd"/>
-    </w:p>
-    <w:p>
-      <w:pPr>
-        <w:spacing w:after="71"/>
-      </w:pPr>
-    </w:p>
-    <w:p>
-      <w:pPr>
-        <w:jc w:val="both"/>
-      </w:pPr>
-      <w:r>
-        <w:t>Kurz. Klar. Kein Roman.</w:t>
-      </w:r>
-    </w:p>
-    <w:p>
-      <w:pPr>
-        <w:jc w:val="both"/>
-      </w:pPr>
-      <w:r>
-        <w:t>Keine Entschuldigung.</w:t>
-      </w:r>
-    </w:p>
-    <w:p>
-      <w:pPr>
-        <w:jc w:val="both"/>
-      </w:pPr>
-      <w:r>
-        <w:t>Kein Grund.</w:t>
-      </w:r>
-    </w:p>
-    <w:p>
-      <w:pPr>
-        <w:spacing w:after="71"/>
-      </w:pPr>
-    </w:p>
-    <w:p>
-      <w:pPr>
-        <w:jc w:val="both"/>
-      </w:pPr>
-      <w:r>
-        <w:t>Ein Nein ist ein vollständiger Satz.</w:t>
-      </w:r>
     </w:p>
     <w:p>
       <w:pPr>
@@ -10960,14 +10883,6 @@
     </w:p>
     <w:p>
       <w:pPr>
-        <w:jc w:val="both"/>
-      </w:pPr>
-      <w:r>
-        <w:t>Du wirkst ja so stark.</w:t>
-      </w:r>
-    </w:p>
-    <w:p>
-      <w:pPr>
         <w:spacing w:after="71"/>
       </w:pPr>
     </w:p>
@@ -12031,27 +11946,6 @@
         <w:jc w:val="both"/>
       </w:pPr>
       <w:r>
-        <w:t>Beziehungen, die nur funktionieren, wenn du keine Bedürfnisse hast, sind keine Beziehungen.</w:t>
-      </w:r>
-    </w:p>
-    <w:p>
-      <w:pPr>
-        <w:jc w:val="both"/>
-      </w:pPr>
-      <w:r>
-        <w:t>Das ist eine Dienstleistung.</w:t>
-      </w:r>
-    </w:p>
-    <w:p>
-      <w:pPr>
-        <w:spacing w:after="71"/>
-      </w:pPr>
-    </w:p>
-    <w:p>
-      <w:pPr>
-        <w:jc w:val="both"/>
-      </w:pPr>
-      <w:r>
         <w:t>Anna hat mit etwas angefangen, das lächerlich klein klingt.</w:t>
       </w:r>
     </w:p>
@@ -14602,7 +14496,7 @@
           <w:b/>
           <w:i/>
         </w:rPr>
-        <w:t xml:space="preserve">„Wenn jemand geht, weil du Grenzen setzt, hat er nie dich geliebt. Nur was du geleistet </w:t>
+        <w:t>„Eine Freundschaft wurde kühler, als ich anfing, Nein zu sagen. Da wusste ich: Sie hatte nie mich gemeint. Nur, was ich für sie tat.“</w:t>
       </w:r>
       <w:proofErr w:type="gramStart"/>
       <w:r>
@@ -14610,7 +14504,6 @@
           <w:b/>
           <w:i/>
         </w:rPr>
-        <w:t>hast.“</w:t>
       </w:r>
       <w:proofErr w:type="gramEnd"/>
     </w:p>
@@ -17464,7 +17357,7 @@
         <w:jc w:val="both"/>
       </w:pPr>
       <w:r>
-        <w:t>Das ist kein Versagen.</w:t>
+        <w:t>Das macht dich nicht kleiner.</w:t>
       </w:r>
     </w:p>
     <w:p>
@@ -17664,7 +17557,7 @@
         <w:jc w:val="both"/>
       </w:pPr>
       <w:r>
-        <w:t>Erschöpfung ist Information.</w:t>
+        <w:t>Es ist die Stimme, die lauter wird, wenn das Funktions-Ich zu lange allein entschieden hat.</w:t>
       </w:r>
     </w:p>
     <w:p>
@@ -17778,23 +17671,23 @@
         <w:jc w:val="both"/>
       </w:pPr>
       <w:r>
-        <w:t>Du darfst aufhören.</w:t>
-      </w:r>
-    </w:p>
-    <w:p>
-      <w:pPr>
-        <w:jc w:val="both"/>
-      </w:pPr>
-      <w:r>
-        <w:t>Du darfst müde sein.</w:t>
-      </w:r>
-    </w:p>
-    <w:p>
-      <w:pPr>
-        <w:jc w:val="both"/>
-      </w:pPr>
-      <w:r>
-        <w:t>Du darfst du sein.</w:t>
+        <w:t>Das Funktions-Ich durfte lange für dich antworten.</w:t>
+      </w:r>
+    </w:p>
+    <w:p>
+      <w:pPr>
+        <w:jc w:val="both"/>
+      </w:pPr>
+      <w:r>
+        <w:t>Heute antwortest du selbst.</w:t>
+      </w:r>
+    </w:p>
+    <w:p>
+      <w:pPr>
+        <w:jc w:val="both"/>
+      </w:pPr>
+      <w:r>
+        <w:t>Müde. Echt. Du.</w:t>
       </w:r>
     </w:p>
     <w:p>

--- a/outputs/buch6/buch6-MANUSKRIPT.docx
+++ b/outputs/buch6/buch6-MANUSKRIPT.docx
@@ -3720,26 +3720,11 @@
         <w:jc w:val="both"/>
       </w:pPr>
       <w:r>
-        <w:t>Deshalb steht diese Seite so weit vorne.</w:t>
-      </w:r>
-    </w:p>
-    <w:p>
-      <w:pPr>
-        <w:spacing w:after="71"/>
-      </w:pPr>
-    </w:p>
-    <w:p>
-      <w:pPr>
-        <w:jc w:val="both"/>
-      </w:pPr>
-      <w:r>
-        <w:t>Knick die Ecke um. Du wirst sie wieder suchen.</w:t>
-      </w:r>
-    </w:p>
-    <w:p>
-      <w:r>
-        <w:br w:type="page"/>
-      </w:r>
+        <w:t>Deshalb steht diese Seite so weit vorne. Knick die Ecke um, du wirst sie wieder suchen.</w:t>
+      </w:r>
+    </w:p>
+    <w:p>
+      <w:r/>
     </w:p>
     <w:p>
       <w:pPr>

--- a/outputs/buch6/buch6-MANUSKRIPT.docx
+++ b/outputs/buch6/buch6-MANUSKRIPT.docx
@@ -373,6 +373,142 @@
           <w:noProof/>
         </w:rPr>
       </w:pPr>
+      <w:hyperlink w:anchor="_Toc235888486" w:history="1">
+        <w:r>
+          <w:rPr>
+            <w:rStyle w:val="Hyperlink"/>
+            <w:noProof/>
+          </w:rPr>
+          <w:t xml:space="preserve">Wo stehst du gerade?</w:t>
+        </w:r>
+        <w:r>
+          <w:rPr>
+            <w:noProof/>
+            <w:webHidden/>
+          </w:rPr>
+          <w:tab/>
+        </w:r>
+        <w:r>
+          <w:rPr>
+            <w:noProof/>
+            <w:webHidden/>
+          </w:rPr>
+          <w:fldChar w:fldCharType="begin"/>
+        </w:r>
+        <w:r>
+          <w:rPr>
+            <w:noProof/>
+            <w:webHidden/>
+          </w:rPr>
+          <w:instrText xml:space="preserve"> PAGEREF _Toc235888486 \h </w:instrText>
+        </w:r>
+        <w:r>
+          <w:rPr>
+            <w:noProof/>
+            <w:webHidden/>
+          </w:rPr>
+        </w:r>
+        <w:r>
+          <w:rPr>
+            <w:noProof/>
+            <w:webHidden/>
+          </w:rPr>
+          <w:fldChar w:fldCharType="separate"/>
+        </w:r>
+        <w:r>
+          <w:rPr>
+            <w:noProof/>
+            <w:webHidden/>
+          </w:rPr>
+          <w:t>1</w:t>
+        </w:r>
+        <w:r>
+          <w:rPr>
+            <w:noProof/>
+            <w:webHidden/>
+          </w:rPr>
+          <w:fldChar w:fldCharType="end"/>
+        </w:r>
+      </w:hyperlink>
+    </w:p>
+    <w:p>
+      <w:pPr>
+        <w:pStyle w:val="Verzeichnis1"/>
+        <w:tabs>
+          <w:tab w:val="right" w:leader="dot" w:pos="6227"/>
+        </w:tabs>
+        <w:rPr>
+          <w:noProof/>
+        </w:rPr>
+      </w:pPr>
+      <w:hyperlink w:anchor="_Toc235888486" w:history="1">
+        <w:r>
+          <w:rPr>
+            <w:rStyle w:val="Hyperlink"/>
+            <w:noProof/>
+          </w:rPr>
+          <w:t xml:space="preserve">Wenn du heute nicht kannst</w:t>
+        </w:r>
+        <w:r>
+          <w:rPr>
+            <w:noProof/>
+            <w:webHidden/>
+          </w:rPr>
+          <w:tab/>
+        </w:r>
+        <w:r>
+          <w:rPr>
+            <w:noProof/>
+            <w:webHidden/>
+          </w:rPr>
+          <w:fldChar w:fldCharType="begin"/>
+        </w:r>
+        <w:r>
+          <w:rPr>
+            <w:noProof/>
+            <w:webHidden/>
+          </w:rPr>
+          <w:instrText xml:space="preserve"> PAGEREF _Toc235888486 \h </w:instrText>
+        </w:r>
+        <w:r>
+          <w:rPr>
+            <w:noProof/>
+            <w:webHidden/>
+          </w:rPr>
+        </w:r>
+        <w:r>
+          <w:rPr>
+            <w:noProof/>
+            <w:webHidden/>
+          </w:rPr>
+          <w:fldChar w:fldCharType="separate"/>
+        </w:r>
+        <w:r>
+          <w:rPr>
+            <w:noProof/>
+            <w:webHidden/>
+          </w:rPr>
+          <w:t>1</w:t>
+        </w:r>
+        <w:r>
+          <w:rPr>
+            <w:noProof/>
+            <w:webHidden/>
+          </w:rPr>
+          <w:fldChar w:fldCharType="end"/>
+        </w:r>
+      </w:hyperlink>
+    </w:p>
+    <w:p>
+      <w:pPr>
+        <w:pStyle w:val="Verzeichnis1"/>
+        <w:tabs>
+          <w:tab w:val="right" w:leader="dot" w:pos="6227"/>
+        </w:tabs>
+        <w:rPr>
+          <w:noProof/>
+        </w:rPr>
+      </w:pPr>
       <w:hyperlink w:anchor="_Toc235888464" w:history="1">
         <w:r>
           <w:rPr>
@@ -583,7 +719,7 @@
             <w:rStyle w:val="Hyperlink"/>
             <w:noProof/>
           </w:rPr>
-          <w:t>Kapitel 3: Die Müdigkeit die kein Schlaf heilt</w:t>
+          <w:t xml:space="preserve">Kapitel 3: Die Müdigkeit, die kein Schlaf heilt</w:t>
         </w:r>
         <w:r>
           <w:rPr>
@@ -855,7 +991,7 @@
             <w:rStyle w:val="Hyperlink"/>
             <w:noProof/>
           </w:rPr>
-          <w:t>Kapitel 6: Ich weine im Auto. Damit es niemand sieht</w:t>
+          <w:t xml:space="preserve">Kapitel 6: Ich weine im Auto, damit es niemand sieht</w:t>
         </w:r>
         <w:r>
           <w:rPr>
@@ -1127,7 +1263,7 @@
             <w:rStyle w:val="Hyperlink"/>
             <w:noProof/>
           </w:rPr>
-          <w:t>Kapitel 9: Der Tag an dem ich aufgehört habe, stark zu sein</w:t>
+          <w:t xml:space="preserve">Kapitel 9: Der Tag, an dem ich aufgehört habe, stark zu sein</w:t>
         </w:r>
         <w:r>
           <w:rPr>
@@ -1399,7 +1535,7 @@
             <w:rStyle w:val="Hyperlink"/>
             <w:noProof/>
           </w:rPr>
-          <w:t>Kapitel 12: Was ich wirklich brauche und wie ich lerne es zu sagen</w:t>
+          <w:t xml:space="preserve">Kapitel 12: Was ich wirklich brauche und wie ich lerne, es zu sagen</w:t>
         </w:r>
         <w:r>
           <w:rPr>
@@ -1529,13 +1665,81 @@
           <w:noProof/>
         </w:rPr>
       </w:pPr>
+      <w:hyperlink w:anchor="_Toc235888480" w:history="1">
+        <w:r>
+          <w:rPr>
+            <w:rStyle w:val="Hyperlink"/>
+            <w:noProof/>
+          </w:rPr>
+          <w:t xml:space="preserve">Kapitel 14: Wenn der andere nicht mitmacht</w:t>
+        </w:r>
+        <w:r>
+          <w:rPr>
+            <w:noProof/>
+            <w:webHidden/>
+          </w:rPr>
+          <w:tab/>
+        </w:r>
+        <w:r>
+          <w:rPr>
+            <w:noProof/>
+            <w:webHidden/>
+          </w:rPr>
+          <w:fldChar w:fldCharType="begin"/>
+        </w:r>
+        <w:r>
+          <w:rPr>
+            <w:noProof/>
+            <w:webHidden/>
+          </w:rPr>
+          <w:instrText xml:space="preserve"> PAGEREF _Toc235888480 \h </w:instrText>
+        </w:r>
+        <w:r>
+          <w:rPr>
+            <w:noProof/>
+            <w:webHidden/>
+          </w:rPr>
+        </w:r>
+        <w:r>
+          <w:rPr>
+            <w:noProof/>
+            <w:webHidden/>
+          </w:rPr>
+          <w:fldChar w:fldCharType="separate"/>
+        </w:r>
+        <w:r>
+          <w:rPr>
+            <w:noProof/>
+            <w:webHidden/>
+          </w:rPr>
+          <w:t>1</w:t>
+        </w:r>
+        <w:r>
+          <w:rPr>
+            <w:noProof/>
+            <w:webHidden/>
+          </w:rPr>
+          <w:fldChar w:fldCharType="end"/>
+        </w:r>
+      </w:hyperlink>
+    </w:p>
+    <w:p>
+      <w:pPr>
+        <w:pStyle w:val="Verzeichnis2"/>
+        <w:tabs>
+          <w:tab w:val="right" w:leader="dot" w:pos="6227"/>
+        </w:tabs>
+        <w:rPr>
+          <w:noProof/>
+        </w:rPr>
+      </w:pPr>
       <w:hyperlink w:anchor="_Toc235888481" w:history="1">
         <w:r>
           <w:rPr>
             <w:rStyle w:val="Hyperlink"/>
             <w:noProof/>
           </w:rPr>
-          <w:t>Kapitel 14: Um Hilfe bitten ohne dich zu erklären</w:t>
+          <w:t xml:space="preserve">Kapitel 15: Um Hilfe bitten, ohne dich zu erklären</w:t>
         </w:r>
         <w:r>
           <w:rPr>
@@ -1603,7 +1807,7 @@
             <w:rStyle w:val="Hyperlink"/>
             <w:noProof/>
           </w:rPr>
-          <w:t>Kapitel 15: Wenn andere enttäuscht sind und das okay ist</w:t>
+          <w:t xml:space="preserve">Kapitel 16: Wenn andere enttäuscht sind und das okay ist</w:t>
         </w:r>
         <w:r>
           <w:rPr>
@@ -1625,6 +1829,74 @@
             <w:webHidden/>
           </w:rPr>
           <w:instrText xml:space="preserve"> PAGEREF _Toc235888482 \h </w:instrText>
+        </w:r>
+        <w:r>
+          <w:rPr>
+            <w:noProof/>
+            <w:webHidden/>
+          </w:rPr>
+        </w:r>
+        <w:r>
+          <w:rPr>
+            <w:noProof/>
+            <w:webHidden/>
+          </w:rPr>
+          <w:fldChar w:fldCharType="separate"/>
+        </w:r>
+        <w:r>
+          <w:rPr>
+            <w:noProof/>
+            <w:webHidden/>
+          </w:rPr>
+          <w:t>1</w:t>
+        </w:r>
+        <w:r>
+          <w:rPr>
+            <w:noProof/>
+            <w:webHidden/>
+          </w:rPr>
+          <w:fldChar w:fldCharType="end"/>
+        </w:r>
+      </w:hyperlink>
+    </w:p>
+    <w:p>
+      <w:pPr>
+        <w:pStyle w:val="Verzeichnis2"/>
+        <w:tabs>
+          <w:tab w:val="right" w:leader="dot" w:pos="6227"/>
+        </w:tabs>
+        <w:rPr>
+          <w:noProof/>
+        </w:rPr>
+      </w:pPr>
+      <w:hyperlink w:anchor="_Toc235888480" w:history="1">
+        <w:r>
+          <w:rPr>
+            <w:rStyle w:val="Hyperlink"/>
+            <w:noProof/>
+          </w:rPr>
+          <w:t xml:space="preserve">Kapitel 17: Die ersten vier Wochen</w:t>
+        </w:r>
+        <w:r>
+          <w:rPr>
+            <w:noProof/>
+            <w:webHidden/>
+          </w:rPr>
+          <w:tab/>
+        </w:r>
+        <w:r>
+          <w:rPr>
+            <w:noProof/>
+            <w:webHidden/>
+          </w:rPr>
+          <w:fldChar w:fldCharType="begin"/>
+        </w:r>
+        <w:r>
+          <w:rPr>
+            <w:noProof/>
+            <w:webHidden/>
+          </w:rPr>
+          <w:instrText xml:space="preserve"> PAGEREF _Toc235888480 \h </w:instrText>
         </w:r>
         <w:r>
           <w:rPr>
@@ -1739,7 +2011,7 @@
             <w:rStyle w:val="Hyperlink"/>
             <w:noProof/>
           </w:rPr>
-          <w:t>Kapitel 16: Wenn du wieder funktionierst</w:t>
+          <w:t xml:space="preserve">Kapitel 18: Wenn du wieder funktionierst</w:t>
         </w:r>
         <w:r>
           <w:rPr>
@@ -1807,7 +2079,7 @@
             <w:rStyle w:val="Hyperlink"/>
             <w:noProof/>
           </w:rPr>
-          <w:t>Kapitel 17: Ich bin so müde. Und ich erlaube mir, es zu sein</w:t>
+          <w:t xml:space="preserve">Kapitel 19: Ich bin so müde. Und ich erlaube mir, es zu sein</w:t>
         </w:r>
         <w:r>
           <w:rPr>
@@ -1829,6 +2101,74 @@
             <w:webHidden/>
           </w:rPr>
           <w:instrText xml:space="preserve"> PAGEREF _Toc235888485 \h </w:instrText>
+        </w:r>
+        <w:r>
+          <w:rPr>
+            <w:noProof/>
+            <w:webHidden/>
+          </w:rPr>
+        </w:r>
+        <w:r>
+          <w:rPr>
+            <w:noProof/>
+            <w:webHidden/>
+          </w:rPr>
+          <w:fldChar w:fldCharType="separate"/>
+        </w:r>
+        <w:r>
+          <w:rPr>
+            <w:noProof/>
+            <w:webHidden/>
+          </w:rPr>
+          <w:t>1</w:t>
+        </w:r>
+        <w:r>
+          <w:rPr>
+            <w:noProof/>
+            <w:webHidden/>
+          </w:rPr>
+          <w:fldChar w:fldCharType="end"/>
+        </w:r>
+      </w:hyperlink>
+    </w:p>
+    <w:p>
+      <w:pPr>
+        <w:pStyle w:val="Verzeichnis1"/>
+        <w:tabs>
+          <w:tab w:val="right" w:leader="dot" w:pos="6227"/>
+        </w:tabs>
+        <w:rPr>
+          <w:noProof/>
+        </w:rPr>
+      </w:pPr>
+      <w:hyperlink w:anchor="_Toc235888486" w:history="1">
+        <w:r>
+          <w:rPr>
+            <w:rStyle w:val="Hyperlink"/>
+            <w:noProof/>
+          </w:rPr>
+          <w:t xml:space="preserve">Die Sätze</w:t>
+        </w:r>
+        <w:r>
+          <w:rPr>
+            <w:noProof/>
+            <w:webHidden/>
+          </w:rPr>
+          <w:tab/>
+        </w:r>
+        <w:r>
+          <w:rPr>
+            <w:noProof/>
+            <w:webHidden/>
+          </w:rPr>
+          <w:fldChar w:fldCharType="begin"/>
+        </w:r>
+        <w:r>
+          <w:rPr>
+            <w:noProof/>
+            <w:webHidden/>
+          </w:rPr>
+          <w:instrText xml:space="preserve"> PAGEREF _Toc235888486 \h </w:instrText>
         </w:r>
         <w:r>
           <w:rPr>
@@ -2141,6 +2481,74 @@
           <w:noProof/>
         </w:rPr>
       </w:pPr>
+      <w:hyperlink w:anchor="_Toc235888486" w:history="1">
+        <w:r>
+          <w:rPr>
+            <w:rStyle w:val="Hyperlink"/>
+            <w:noProof/>
+          </w:rPr>
+          <w:t xml:space="preserve">Ein letztes Wort</w:t>
+        </w:r>
+        <w:r>
+          <w:rPr>
+            <w:noProof/>
+            <w:webHidden/>
+          </w:rPr>
+          <w:tab/>
+        </w:r>
+        <w:r>
+          <w:rPr>
+            <w:noProof/>
+            <w:webHidden/>
+          </w:rPr>
+          <w:fldChar w:fldCharType="begin"/>
+        </w:r>
+        <w:r>
+          <w:rPr>
+            <w:noProof/>
+            <w:webHidden/>
+          </w:rPr>
+          <w:instrText xml:space="preserve"> PAGEREF _Toc235888486 \h </w:instrText>
+        </w:r>
+        <w:r>
+          <w:rPr>
+            <w:noProof/>
+            <w:webHidden/>
+          </w:rPr>
+        </w:r>
+        <w:r>
+          <w:rPr>
+            <w:noProof/>
+            <w:webHidden/>
+          </w:rPr>
+          <w:fldChar w:fldCharType="separate"/>
+        </w:r>
+        <w:r>
+          <w:rPr>
+            <w:noProof/>
+            <w:webHidden/>
+          </w:rPr>
+          <w:t>1</w:t>
+        </w:r>
+        <w:r>
+          <w:rPr>
+            <w:noProof/>
+            <w:webHidden/>
+          </w:rPr>
+          <w:fldChar w:fldCharType="end"/>
+        </w:r>
+      </w:hyperlink>
+    </w:p>
+    <w:p>
+      <w:pPr>
+        <w:pStyle w:val="Verzeichnis1"/>
+        <w:tabs>
+          <w:tab w:val="right" w:leader="dot" w:pos="6227"/>
+        </w:tabs>
+        <w:rPr>
+          <w:noProof/>
+        </w:rPr>
+      </w:pPr>
       <w:hyperlink w:anchor="_Toc235888490" w:history="1">
         <w:r>
           <w:rPr>
@@ -2200,6 +2608,74 @@
       </w:hyperlink>
     </w:p>
     <w:p>
+      <w:pPr>
+        <w:pStyle w:val="Verzeichnis2"/>
+        <w:tabs>
+          <w:tab w:val="right" w:leader="dot" w:pos="6227"/>
+        </w:tabs>
+        <w:rPr>
+          <w:noProof/>
+        </w:rPr>
+      </w:pPr>
+      <w:hyperlink w:anchor="_Toc235888480" w:history="1">
+        <w:r>
+          <w:rPr>
+            <w:rStyle w:val="Hyperlink"/>
+            <w:noProof/>
+          </w:rPr>
+          <w:t xml:space="preserve">Dein kostenloser Bonus zum Buch</w:t>
+        </w:r>
+        <w:r>
+          <w:rPr>
+            <w:noProof/>
+            <w:webHidden/>
+          </w:rPr>
+          <w:tab/>
+        </w:r>
+        <w:r>
+          <w:rPr>
+            <w:noProof/>
+            <w:webHidden/>
+          </w:rPr>
+          <w:fldChar w:fldCharType="begin"/>
+        </w:r>
+        <w:r>
+          <w:rPr>
+            <w:noProof/>
+            <w:webHidden/>
+          </w:rPr>
+          <w:instrText xml:space="preserve"> PAGEREF _Toc235888480 \h </w:instrText>
+        </w:r>
+        <w:r>
+          <w:rPr>
+            <w:noProof/>
+            <w:webHidden/>
+          </w:rPr>
+        </w:r>
+        <w:r>
+          <w:rPr>
+            <w:noProof/>
+            <w:webHidden/>
+          </w:rPr>
+          <w:fldChar w:fldCharType="separate"/>
+        </w:r>
+        <w:r>
+          <w:rPr>
+            <w:noProof/>
+            <w:webHidden/>
+          </w:rPr>
+          <w:t>1</w:t>
+        </w:r>
+        <w:r>
+          <w:rPr>
+            <w:noProof/>
+            <w:webHidden/>
+          </w:rPr>
+          <w:fldChar w:fldCharType="end"/>
+        </w:r>
+      </w:hyperlink>
+    </w:p>
+    <w:p>
       <w:r>
         <w:br w:type="page"/>
       </w:r>
@@ -2747,6 +3223,14 @@
     <w:p>
       <w:r>
         <w:br w:type="page"/>
+      </w:r>
+    </w:p>
+    <w:p>
+      <w:pPr>
+        <w:jc w:val="both"/>
+      </w:pPr>
+      <w:r>
+        <w:t xml:space="preserve">Noch kurz vorweg: Am Ende dieses Buchs wartet ein kostenloses Extra für dich.</w:t>
       </w:r>
     </w:p>
     <w:p>
@@ -4343,6 +4827,14 @@
     </w:p>
     <w:p>
       <w:pPr>
+        <w:jc w:val="both"/>
+      </w:pPr>
+      <w:r>
+        <w:t xml:space="preserve">Das ist nie nur ein Wort. In diesem einen Moment tust du zwei Dinge gleichzeitig: Du lieferst das Ja. Und du hältst das Nein mit der anderen Hand unten, damit es niemand sieht. Zwei Dinge gleichzeitig kosten mehr als eines allein.</w:t>
+      </w:r>
+    </w:p>
+    <w:p>
+      <w:pPr>
         <w:spacing w:after="71"/>
       </w:pPr>
     </w:p>
@@ -6866,6 +7358,14 @@
     </w:p>
     <w:p>
       <w:pPr>
+        <w:jc w:val="both"/>
+      </w:pPr>
+      <w:r>
+        <w:t xml:space="preserve">Dein Blick übt sich jeden Tag darin, die anderen zu lesen. Ihre Laune. Ihre Erwartung. Das, was als Nächstes gebraucht wird. Nach innen zu schauen übt niemand. Und was nicht geübt wird, verkümmert.</w:t>
+      </w:r>
+    </w:p>
+    <w:p>
+      <w:pPr>
         <w:spacing w:after="71"/>
       </w:pPr>
     </w:p>
@@ -10023,6 +10523,14 @@
         <w:jc w:val="both"/>
       </w:pPr>
       <w:r>
+        <w:t xml:space="preserve">Dein Funktions-Ich hat ein eingebautes Warnsystem. Genau das meldet sich jetzt.</w:t>
+      </w:r>
+    </w:p>
+    <w:p>
+      <w:pPr>
+        <w:jc w:val="both"/>
+      </w:pPr>
+      <w:r>
         <w:t>Du sagst einmal Nein.</w:t>
       </w:r>
     </w:p>
@@ -11081,6 +11589,14 @@
     </w:p>
     <w:p>
       <w:pPr>
+        <w:jc w:val="both"/>
+      </w:pPr>
+      <w:r>
+        <w:t xml:space="preserve">Das hat einen Grund: Die alte Spur in dir ist tausendfach gelaufen. Die neue gibt es erst seit kurzem. Mehr dazu in Kapitel 18.</w:t>
+      </w:r>
+    </w:p>
+    <w:p>
+      <w:pPr>
         <w:spacing w:after="71"/>
       </w:pPr>
     </w:p>
@@ -14566,6 +15082,14 @@
       </w:pPr>
       <w:r>
         <w:t>Die Angst dahinter ist real.</w:t>
+      </w:r>
+    </w:p>
+    <w:p>
+      <w:pPr>
+        <w:jc w:val="both"/>
+      </w:pPr>
+      <w:r>
+        <w:t xml:space="preserve">Diesen Alarm kennst du schon. Du kennst ihn vom Neinsagen selbst. Jetzt schlägt er auch bei einem enttäuschten Gesicht an, oft bevor überhaupt ein Wort fällt. Weil ein Teil von dir früh gelernt hat: Ein böser Blick ist gefährlicher als jedes Nein.</w:t>
       </w:r>
     </w:p>
     <w:p>
